--- a/制作ノート_25110_島村友士(世界の名所).docx
+++ b/制作ノート_25110_島村友士(世界の名所).docx
@@ -190,7 +190,7 @@
         <w:rPr>
           <w:rFonts w:ascii="ＭＳ Ｐ明朝" w:eastAsia="ＭＳ Ｐ明朝" w:hAnsi="ＭＳ Ｐ明朝"/>
         </w:rPr>
-        <w:t>：テーマの設定</w:t>
+        <w:t xml:space="preserve">：テーマの設定 </w:t>
       </w:r>
     </w:p>
     <w:p>
@@ -211,7 +211,7 @@
         <w:rPr>
           <w:rFonts w:ascii="ＭＳ Ｐ明朝" w:eastAsia="ＭＳ Ｐ明朝" w:hAnsi="ＭＳ Ｐ明朝"/>
         </w:rPr>
-        <w:t>：ターゲットの決定、サイト構成の検討、掲載する観光名所の選定・情報収集</w:t>
+        <w:t xml:space="preserve">：情報収集 </w:t>
       </w:r>
     </w:p>
     <w:p>
@@ -232,7 +232,7 @@
         <w:rPr>
           <w:rFonts w:ascii="ＭＳ Ｐ明朝" w:eastAsia="ＭＳ Ｐ明朝" w:hAnsi="ＭＳ Ｐ明朝"/>
         </w:rPr>
-        <w:t>：ワイヤーフレーム作成、デザイン案の制作、使用する素材の準備</w:t>
+        <w:t xml:space="preserve">：デザイン作成 </w:t>
       </w:r>
     </w:p>
     <w:p>
@@ -253,7 +253,7 @@
         <w:rPr>
           <w:rFonts w:ascii="ＭＳ Ｐ明朝" w:eastAsia="ＭＳ Ｐ明朝" w:hAnsi="ＭＳ Ｐ明朝"/>
         </w:rPr>
-        <w:t>：HTML・CSS・JavaScriptを用いたWebサイト制作</w:t>
+        <w:t xml:space="preserve">：Webサイト制作 </w:t>
       </w:r>
     </w:p>
     <w:p>
@@ -274,7 +274,7 @@
         <w:rPr>
           <w:rFonts w:ascii="ＭＳ Ｐ明朝" w:eastAsia="ＭＳ Ｐ明朝" w:hAnsi="ＭＳ Ｐ明朝"/>
         </w:rPr>
-        <w:t>：コンテンツの追加、レスポンシブ対応、デザインの調整</w:t>
+        <w:t xml:space="preserve">：ページの追加・修正 </w:t>
       </w:r>
     </w:p>
     <w:p>
@@ -295,7 +295,7 @@
         <w:rPr>
           <w:rFonts w:ascii="ＭＳ Ｐ明朝" w:eastAsia="ＭＳ Ｐ明朝" w:hAnsi="ＭＳ Ｐ明朝"/>
         </w:rPr>
-        <w:t>：動作確認、不具合の修正、サイト全体の改善</w:t>
+        <w:t xml:space="preserve">：動作確認・修正 </w:t>
       </w:r>
     </w:p>
     <w:p>
@@ -316,7 +316,7 @@
         <w:rPr>
           <w:rFonts w:ascii="ＭＳ Ｐ明朝" w:eastAsia="ＭＳ Ｐ明朝" w:hAnsi="ＭＳ Ｐ明朝"/>
         </w:rPr>
-        <w:t>：最終調整、発表資料の作成、プレゼンテーションの準備</w:t>
+        <w:t xml:space="preserve">：最終調整・発表準備 </w:t>
       </w:r>
     </w:p>
     <w:p>
@@ -337,7 +337,7 @@
         <w:rPr>
           <w:rFonts w:ascii="ＭＳ Ｐ明朝" w:eastAsia="ＭＳ Ｐ明朝" w:hAnsi="ＭＳ Ｐ明朝"/>
         </w:rPr>
-        <w:t>：Webサイトの提出・完成</w:t>
+        <w:t>：卒業ゼミ提出</w:t>
       </w:r>
     </w:p>
     <w:p>
@@ -501,6 +501,56 @@
     </w:sectPr>
   </w:body>
 </w:document>
+</file>
+
+<file path=word/endnotes.xml><?xml version="1.0" encoding="utf-8"?>
+<w:endnotes xmlns:wpc="http://schemas.microsoft.com/office/word/2010/wordprocessingCanvas" xmlns:cx="http://schemas.microsoft.com/office/drawing/2014/chartex" xmlns:cx1="http://schemas.microsoft.com/office/drawing/2015/9/8/chartex" xmlns:cx2="http://schemas.microsoft.com/office/drawing/2015/10/21/chartex" xmlns:cx3="http://schemas.microsoft.com/office/drawing/2016/5/9/chartex" xmlns:cx4="http://schemas.microsoft.com/office/drawing/2016/5/10/chartex" xmlns:cx5="http://schemas.microsoft.com/office/drawing/2016/5/11/chartex" xmlns:cx6="http://schemas.microsoft.com/office/drawing/2016/5/12/chartex" xmlns:cx7="http://schemas.microsoft.com/office/drawing/2016/5/13/chartex" xmlns:cx8="http://schemas.microsoft.com/office/drawing/2016/5/14/chartex" xmlns:mc="http://schemas.openxmlformats.org/markup-compatibility/2006" xmlns:aink="http://schemas.microsoft.com/office/drawing/2016/ink" xmlns:am3d="http://schemas.microsoft.com/office/drawing/2017/model3d" xmlns:o="urn:schemas-microsoft-com:office:office" xmlns:oel="http://schemas.microsoft.com/office/2019/extlst" xmlns:r="http://schemas.openxmlformats.org/officeDocument/2006/relationships" xmlns:m="http://schemas.openxmlformats.org/officeDocument/2006/math" xmlns:v="urn:schemas-microsoft-com:vml" xmlns:wp14="http://schemas.microsoft.com/office/word/2010/wordprocessingDrawing" xmlns:wp="http://schemas.openxmlformats.org/drawingml/2006/wordprocessingDrawing" xmlns:w10="urn:schemas-microsoft-com:office:word" xmlns:w="http://schemas.openxmlformats.org/wordprocessingml/2006/main" xmlns:w14="http://schemas.microsoft.com/office/word/2010/wordml" xmlns:w15="http://schemas.microsoft.com/office/word/2012/wordml" xmlns:w16cex="http://schemas.microsoft.com/office/word/2018/wordml/cex" xmlns:w16cid="http://schemas.microsoft.com/office/word/2016/wordml/cid" xmlns:w16="http://schemas.microsoft.com/office/word/2018/wordml" xmlns:w16du="http://schemas.microsoft.com/office/word/2023/wordml/word16du" xmlns:w16sdtdh="http://schemas.microsoft.com/office/word/2020/wordml/sdtdatahash" xmlns:w16sdtfl="http://schemas.microsoft.com/office/word/2024/wordml/sdtformatlock" xmlns:w16se="http://schemas.microsoft.com/office/word/2015/wordml/symex" xmlns:wpg="http://schemas.microsoft.com/office/word/2010/wordprocessingGroup" xmlns:wpi="http://schemas.microsoft.com/office/word/2010/wordprocessingInk" xmlns:wne="http://schemas.microsoft.com/office/word/2006/wordml" xmlns:wps="http://schemas.microsoft.com/office/word/2010/wordprocessingShape" mc:Ignorable="w14 w15 w16se w16cid w16 w16cex w16sdtdh w16sdtfl w16du wp14">
+  <w:endnote w:type="separator" w:id="-1">
+    <w:p>
+      <w:pPr>
+        <w:spacing w:after="0" w:line="240" w:lineRule="auto"/>
+      </w:pPr>
+      <w:r>
+        <w:separator/>
+      </w:r>
+    </w:p>
+  </w:endnote>
+  <w:endnote w:type="continuationSeparator" w:id="0">
+    <w:p>
+      <w:pPr>
+        <w:spacing w:after="0" w:line="240" w:lineRule="auto"/>
+      </w:pPr>
+      <w:r>
+        <w:continuationSeparator/>
+      </w:r>
+    </w:p>
+  </w:endnote>
+</w:endnotes>
+</file>
+
+<file path=word/footnotes.xml><?xml version="1.0" encoding="utf-8"?>
+<w:footnotes xmlns:wpc="http://schemas.microsoft.com/office/word/2010/wordprocessingCanvas" xmlns:cx="http://schemas.microsoft.com/office/drawing/2014/chartex" xmlns:cx1="http://schemas.microsoft.com/office/drawing/2015/9/8/chartex" xmlns:cx2="http://schemas.microsoft.com/office/drawing/2015/10/21/chartex" xmlns:cx3="http://schemas.microsoft.com/office/drawing/2016/5/9/chartex" xmlns:cx4="http://schemas.microsoft.com/office/drawing/2016/5/10/chartex" xmlns:cx5="http://schemas.microsoft.com/office/drawing/2016/5/11/chartex" xmlns:cx6="http://schemas.microsoft.com/office/drawing/2016/5/12/chartex" xmlns:cx7="http://schemas.microsoft.com/office/drawing/2016/5/13/chartex" xmlns:cx8="http://schemas.microsoft.com/office/drawing/2016/5/14/chartex" xmlns:mc="http://schemas.openxmlformats.org/markup-compatibility/2006" xmlns:aink="http://schemas.microsoft.com/office/drawing/2016/ink" xmlns:am3d="http://schemas.microsoft.com/office/drawing/2017/model3d" xmlns:o="urn:schemas-microsoft-com:office:office" xmlns:oel="http://schemas.microsoft.com/office/2019/extlst" xmlns:r="http://schemas.openxmlformats.org/officeDocument/2006/relationships" xmlns:m="http://schemas.openxmlformats.org/officeDocument/2006/math" xmlns:v="urn:schemas-microsoft-com:vml" xmlns:wp14="http://schemas.microsoft.com/office/word/2010/wordprocessingDrawing" xmlns:wp="http://schemas.openxmlformats.org/drawingml/2006/wordprocessingDrawing" xmlns:w10="urn:schemas-microsoft-com:office:word" xmlns:w="http://schemas.openxmlformats.org/wordprocessingml/2006/main" xmlns:w14="http://schemas.microsoft.com/office/word/2010/wordml" xmlns:w15="http://schemas.microsoft.com/office/word/2012/wordml" xmlns:w16cex="http://schemas.microsoft.com/office/word/2018/wordml/cex" xmlns:w16cid="http://schemas.microsoft.com/office/word/2016/wordml/cid" xmlns:w16="http://schemas.microsoft.com/office/word/2018/wordml" xmlns:w16du="http://schemas.microsoft.com/office/word/2023/wordml/word16du" xmlns:w16sdtdh="http://schemas.microsoft.com/office/word/2020/wordml/sdtdatahash" xmlns:w16sdtfl="http://schemas.microsoft.com/office/word/2024/wordml/sdtformatlock" xmlns:w16se="http://schemas.microsoft.com/office/word/2015/wordml/symex" xmlns:wpg="http://schemas.microsoft.com/office/word/2010/wordprocessingGroup" xmlns:wpi="http://schemas.microsoft.com/office/word/2010/wordprocessingInk" xmlns:wne="http://schemas.microsoft.com/office/word/2006/wordml" xmlns:wps="http://schemas.microsoft.com/office/word/2010/wordprocessingShape" mc:Ignorable="w14 w15 w16se w16cid w16 w16cex w16sdtdh w16sdtfl w16du wp14">
+  <w:footnote w:type="separator" w:id="-1">
+    <w:p>
+      <w:pPr>
+        <w:spacing w:after="0" w:line="240" w:lineRule="auto"/>
+      </w:pPr>
+      <w:r>
+        <w:separator/>
+      </w:r>
+    </w:p>
+  </w:footnote>
+  <w:footnote w:type="continuationSeparator" w:id="0">
+    <w:p>
+      <w:pPr>
+        <w:spacing w:after="0" w:line="240" w:lineRule="auto"/>
+      </w:pPr>
+      <w:r>
+        <w:continuationSeparator/>
+      </w:r>
+    </w:p>
+  </w:footnote>
+</w:footnotes>
 </file>
 
 <file path=word/styles.xml><?xml version="1.0" encoding="utf-8"?>
@@ -1434,6 +1484,50 @@
     <w:semiHidden/>
     <w:rsid w:val="00D423A1"/>
   </w:style>
+  <w:style w:type="paragraph" w:styleId="ac">
+    <w:name w:val="header"/>
+    <w:basedOn w:val="a"/>
+    <w:link w:val="ad"/>
+    <w:uiPriority w:val="99"/>
+    <w:unhideWhenUsed/>
+    <w:rsid w:val="00823A89"/>
+    <w:pPr>
+      <w:tabs>
+        <w:tab w:val="center" w:pos="4252"/>
+        <w:tab w:val="right" w:pos="8504"/>
+      </w:tabs>
+      <w:snapToGrid w:val="0"/>
+    </w:pPr>
+  </w:style>
+  <w:style w:type="character" w:customStyle="1" w:styleId="ad">
+    <w:name w:val="ヘッダー (文字)"/>
+    <w:basedOn w:val="a0"/>
+    <w:link w:val="ac"/>
+    <w:uiPriority w:val="99"/>
+    <w:rsid w:val="00823A89"/>
+  </w:style>
+  <w:style w:type="paragraph" w:styleId="ae">
+    <w:name w:val="footer"/>
+    <w:basedOn w:val="a"/>
+    <w:link w:val="af"/>
+    <w:uiPriority w:val="99"/>
+    <w:unhideWhenUsed/>
+    <w:rsid w:val="00823A89"/>
+    <w:pPr>
+      <w:tabs>
+        <w:tab w:val="center" w:pos="4252"/>
+        <w:tab w:val="right" w:pos="8504"/>
+      </w:tabs>
+      <w:snapToGrid w:val="0"/>
+    </w:pPr>
+  </w:style>
+  <w:style w:type="character" w:customStyle="1" w:styleId="af">
+    <w:name w:val="フッター (文字)"/>
+    <w:basedOn w:val="a0"/>
+    <w:link w:val="ae"/>
+    <w:uiPriority w:val="99"/>
+    <w:rsid w:val="00823A89"/>
+  </w:style>
 </w:styles>
 </file>
 
